--- a/docs/Arbol_de_problemas_y_soluciones.docx
+++ b/docs/Arbol_de_problemas_y_soluciones.docx
@@ -90,6 +90,18 @@
         <w:t xml:space="preserve">No hay trazabilidad de la producción. No queda registro de qué se tejió, cuándo, ni cuánto avanzó cada trabajo.</w:t>
       </w:r>
     </w:p>
+    <w:p>
+      <w:pPr>
+        <w:pStyle w:val="Prrafodelista"/>
+        <w:numPr>
+          <w:ilvl w:val="0"/>
+          <w:numId w:val="1"/>
+        </w:numPr>
+      </w:pPr>
+      <w:r>
+        <w:t xml:space="preserve">No hay control de acceso al sistema. Cualquiera puede usar la interfaz; no hay forma de identificar de manera segura quién opera o hace cambios.</w:t>
+      </w:r>
+    </w:p>
     <w:p/>
     <w:p>
       <w:r>
@@ -114,6 +126,18 @@
     <w:p>
       <w:r>
         <w:t>4. No hay historial para analizar la producción ni para auditar qué pasó.</w:t>
+      </w:r>
+    </w:p>
+    <w:p>
+      <w:pPr>
+        <w:pStyle w:val="Prrafodelista"/>
+        <w:numPr>
+          <w:ilvl w:val="0"/>
+          <w:numId w:val="1"/>
+        </w:numPr>
+      </w:pPr>
+      <w:r>
+        <w:t xml:space="preserve">El acceso al sistema no es seguro ni personalizado: no se sabe quién hizo cada acción.</w:t>
       </w:r>
     </w:p>
     <w:p>
@@ -229,6 +253,18 @@
         <w:t xml:space="preserve">Se registró el historial de producción y un log de errores en la base de datos. → ataca la causa 5.</w:t>
       </w:r>
     </w:p>
+    <w:p>
+      <w:pPr>
+        <w:pStyle w:val="Prrafodelista"/>
+        <w:numPr>
+          <w:ilvl w:val="0"/>
+          <w:numId w:val="1"/>
+        </w:numPr>
+      </w:pPr>
+      <w:r>
+        <w:t xml:space="preserve">Se agregó un login por huella dactilar (con el estándar WebAuthn), para que el acceso al sistema sea seguro y personal. La huella nunca se guarda en el servidor: solo se almacena una clave pública para verificar la identidad.</w:t>
+      </w:r>
+    </w:p>
     <w:p/>
     <w:p>
       <w:r>
@@ -258,6 +294,18 @@
     <w:p>
       <w:r>
         <w:t xml:space="preserve">5. El conocimiento vive en el sistema, no en una sola persona.</w:t>
+      </w:r>
+    </w:p>
+    <w:p>
+      <w:pPr>
+        <w:pStyle w:val="Prrafodelista"/>
+        <w:numPr>
+          <w:ilvl w:val="0"/>
+          <w:numId w:val="1"/>
+        </w:numPr>
+      </w:pPr>
+      <w:r>
+        <w:t xml:space="preserve">El acceso es seguro y trazable: cada operario entra con su huella, sin contraseñas que se puedan compartir o perder.</w:t>
       </w:r>
     </w:p>
     <w:p>

--- a/docs/Arbol_de_problemas_y_soluciones.docx
+++ b/docs/Arbol_de_problemas_y_soluciones.docx
@@ -202,7 +202,7 @@
         </w:numPr>
       </w:pPr>
       <w:r>
-        <w:t xml:space="preserve">Se diseñó una base de datos central (PostgreSQL en Supabase) con 4 Tablas: patrones, telares, historial y errores. → ataca las causas 2 y 5.</w:t>
+        <w:t>Se diseñó una base de datos central (PostgreSQL en Neon) con 4 Tablas: patrones, telares, historial y errores. → ataca las causas 2 y 5.</w:t>
       </w:r>
     </w:p>
     <w:p>
@@ -361,7 +361,7 @@
         </w:numPr>
       </w:pPr>
       <w:r>
-        <w:t xml:space="preserve">Segundo problema — “¿dónde se aloja la base de datos?”. → Solución: PostgreSQL en Supabase, en la nube, para no depender de un servidor propio ni de una sola máquina, y tener respaldos y acceso remoto.</w:t>
+        <w:t>Segundo problema — “¿dónde se aloja la base de datos?”. → Solución: PostgreSQL en Neon, en la nube, para no depender de un servidor propio ni de una sola máquina, y tener respaldos y acceso remoto.</w:t>
       </w:r>
     </w:p>
     <w:p/>
@@ -525,7 +525,7 @@
     </w:p>
     <w:p>
       <w:r>
-        <w:t xml:space="preserve">Controla el arranque y la pausa del telar. Para eso usa dos relés (interruptores electrónicos) conectados en paralelo con los botones físicos de Marcha y Pausa de la máquina. Energizar un relé por un instante equivale a "apretar" ese botón, sin intervenir el cableado interno del telar. La conexión en paralelo es importante: significa que la botonera manual del telar sigue funcionando exactamente igual que antes, y el operario puede usarla en cualquier momento.</w:t>
+        <w:t>Controla el arranque y la pausa del telar. Para eso usa tres relés (interruptores electrónicos) conectados en paralelo con los botones físicos de Marcha, Pausa y Retroceder de la máquina. Energizar un relé por un instante equivale a "apretar" ese botón, sin intervenir el cableado interno del telar. La conexión en paralelo es importante: significa que la botonera manual del telar sigue funcionando exactamente igual que antes, y el operario puede usarla en cualquier momento.</w:t>
       </w:r>
     </w:p>
     <w:p/>
@@ -634,7 +634,7 @@
     </w:p>
     <w:p>
       <w:r>
-        <w:t xml:space="preserve">El ESP32 acciona la máquina de accionamiento: darle Play (Marcha) y Pausa al telar, mediante los dos relés en paralelo con la botonera.</w:t>
+        <w:t>El ESP32 acciona la máquina de accionamiento: darle Play (Marcha), Pausa y Retroceder al telar, mediante los tres relés en paralelo con la botonera.</w:t>
       </w:r>
     </w:p>
     <w:p>
@@ -753,7 +753,7 @@
     </w:p>
     <w:p>
       <w:r>
-        <w:t xml:space="preserve">•  Dobby (por marcos): controla grupos de hilos, necesita solo 8 a 16 actuadores. Viable con un ESP32.</w:t>
+        <w:t>•  Dobby (por marcos): controla grupos de hilos, necesita solo 8 actuadores. Viable con un ESP32.</w:t>
       </w:r>
     </w:p>
     <w:p>
@@ -790,7 +790,7 @@
     </w:p>
     <w:p>
       <w:r>
-        <w:t xml:space="preserve">•  8 a 16 actuadores, uno por marco: pueden ser electroimanes/solenoides (tiran de cada marco) o servomotores (giran para subir/bajar el marco).</w:t>
+        <w:t>•  8 actuadores, uno por marco: pueden ser electroimanes/solenoides que tiran de cada marco.</w:t>
       </w:r>
     </w:p>
     <w:p>
@@ -800,7 +800,7 @@
     </w:p>
     <w:p>
       <w:r>
-        <w:t xml:space="preserve">•  Como son pocos, entran casi en los pines del ESP32; con un solo shift register (74HC595) sobra para manejar los 8–16.</w:t>
+        <w:t>•  Como son pocos, entran casi en los pines del ESP32; con un solo shift register (74HC595) sobra para manejar los 8.</w:t>
       </w:r>
     </w:p>
     <w:p>
@@ -836,7 +836,7 @@
     </w:p>
     <w:p>
       <w:r>
-        <w:t xml:space="preserve">•  El firmware del ESP32 pasaría de accionar 2 relés (Marcha/Pausa) a accionar además los 8–16 actuadores de los marcos.</w:t>
+        <w:t>•  El firmware del ESP32 pasaría de accionar 3 relés (Marcha/Pausa/Retroceder) a accionar además los 8 actuadores de los marcos.</w:t>
       </w:r>
     </w:p>
     <w:p>
